--- a/exams/고전과함께하는비판적토론/7주차 차별 없이 다름을 대하려면 - 김준곤.docx
+++ b/exams/고전과함께하는비판적토론/7주차 차별 없이 다름을 대하려면 - 김준곤.docx
@@ -65,7 +65,7 @@
           <w:bCs/>
           <w:sz w:val="24"/>
         </w:rPr>
-        <w:t>서울시립대학교 자유전공학부 김준곤</w:t>
+        <w:t>서울시립대학교</w:t>
       </w:r>
     </w:p>
     <w:p>
@@ -315,7 +315,7 @@
         <w:rPr>
           <w:rFonts w:hint="eastAsia"/>
         </w:rPr>
-        <w:t xml:space="preserve">한나 아렌트의 </w:t>
+        <w:t>한나 아렌트의</w:t>
       </w:r>
       <w:r>
         <w:rPr>
@@ -339,7 +339,7 @@
         <w:rPr>
           <w:rFonts w:hint="eastAsia"/>
         </w:rPr>
-        <w:t xml:space="preserve">에서는 </w:t>
+        <w:t>에서는</w:t>
       </w:r>
       <w:r>
         <w:rPr>
@@ -348,16 +348,16 @@
         <w:t>인권</w:t>
       </w:r>
       <w:r>
-        <w:t xml:space="preserve"> 개념의 한계를 심도 있게 분석하며, 특히 국가 없는 사람들의 처지를 통해 인권의 취약성을 부각시켰</w:t>
-      </w:r>
-      <w:r>
-        <w:rPr>
-          <w:rFonts w:hint="eastAsia"/>
-        </w:rPr>
-        <w:t xml:space="preserve">다. </w:t>
-      </w:r>
-      <w:r>
-        <w:t xml:space="preserve">아렌트는 인권이 국가라는 정치적 공동체에 소속될 때만 실질적으로 보장될 수 있다고 보았고, 국적을 잃은 난민들은 실질적인 권리를 상실한 </w:t>
+        <w:t>개념의 한계를 심도 있게 분석하며, 특히 국가 없는 사람들의 처지를 통해 인권의 취약성을 부각시켰</w:t>
+      </w:r>
+      <w:r>
+        <w:rPr>
+          <w:rFonts w:hint="eastAsia"/>
+        </w:rPr>
+        <w:t>다.</w:t>
+      </w:r>
+      <w:r>
+        <w:t>아렌트는 인권이 국가라는 정치적 공동체에 소속될 때만 실질적으로 보장될 수 있다고 보았고, 국적을 잃은 난민들은 실질적인 권리를 상실한</w:t>
       </w:r>
       <w:r>
         <w:t>“</w:t>
@@ -371,14 +371,12 @@
       <w:r>
         <w:t>를 박탈당한 존재로 보았다.</w:t>
       </w:r>
-      <w:r>
-        <w:t xml:space="preserve"> </w:t>
-      </w:r>
-      <w:r>
-        <w:rPr>
-          <w:rFonts w:hint="eastAsia"/>
-        </w:rPr>
-        <w:t xml:space="preserve">이때 </w:t>
+      <w:r/>
+      <w:r>
+        <w:rPr>
+          <w:rFonts w:hint="eastAsia"/>
+        </w:rPr>
+        <w:t>이때</w:t>
       </w:r>
       <w:r>
         <w:t>“</w:t>
@@ -390,7 +388,7 @@
         <w:t>권리를</w:t>
       </w:r>
       <w:r>
-        <w:t xml:space="preserve"> 가질 권리</w:t>
+        <w:t>가질 권리</w:t>
       </w:r>
       <w:r>
         <w:t>”</w:t>
@@ -405,7 +403,6 @@
         <w:rPr>
           <w:rFonts w:hint="eastAsia"/>
         </w:rPr>
-        <w:t xml:space="preserve"> </w:t>
       </w:r>
       <w:r>
         <w:rPr>
@@ -413,14 +410,12 @@
         </w:rPr>
         <w:t>것은</w:t>
       </w:r>
-      <w:r>
-        <w:t xml:space="preserve"> </w:t>
-      </w:r>
-      <w:r>
-        <w:rPr>
-          <w:rFonts w:hint="eastAsia"/>
-        </w:rPr>
-        <w:t xml:space="preserve">아렌트가 정의한 용어로써 </w:t>
+      <w:r/>
+      <w:r>
+        <w:rPr>
+          <w:rFonts w:hint="eastAsia"/>
+        </w:rPr>
+        <w:t>아렌트가 정의한 용어로써</w:t>
       </w:r>
       <w:r>
         <w:t>인간이 단순히 생물학적 존재가 아니라 정치적 공동체의 일원으로서 법적</w:t>
@@ -429,7 +424,7 @@
         <w:rPr>
           <w:rFonts w:hint="eastAsia"/>
         </w:rPr>
-        <w:t xml:space="preserve">, </w:t>
+        <w:t>,</w:t>
       </w:r>
       <w:r>
         <w:t>제도적 권리의 주체로 인식될 수 있어야 한다는 전제 조건을 뜻하며, 이는 인권이 실현되기 위한 가장 근본적이고 필수적인 권리이다.</w:t>
@@ -438,7 +433,6 @@
         <w:rPr>
           <w:rFonts w:hint="eastAsia"/>
         </w:rPr>
-        <w:t xml:space="preserve"> </w:t>
       </w:r>
       <w:r>
         <w:t>인권은 선언적으로는 보편적이고 무조건적인 권리처럼 보이지만, 실제로는 그 사람이 처한 정치적, 법적, 제도적 상황에 따라 보장 여부가 달라진다. 다시 말해 인권은 결코 자연 상태에서 자동으로 주어지는 것이 아니며, 정치적 소속과 제도적 틀이 존재할 때에만 실질적으로 작동한다는 것이다</w:t>
@@ -447,19 +441,19 @@
         <w:rPr>
           <w:rFonts w:hint="eastAsia"/>
         </w:rPr>
-        <w:t xml:space="preserve">. </w:t>
-      </w:r>
-      <w:r>
-        <w:t xml:space="preserve">이 글에서는 </w:t>
-      </w:r>
-      <w:r>
-        <w:rPr>
-          <w:rFonts w:hint="eastAsia"/>
-        </w:rPr>
-        <w:t xml:space="preserve">한나 </w:t>
-      </w:r>
-      <w:r>
-        <w:t xml:space="preserve">아렌트의 </w:t>
+        <w:t>.</w:t>
+      </w:r>
+      <w:r>
+        <w:t>이 글에서는</w:t>
+      </w:r>
+      <w:r>
+        <w:rPr>
+          <w:rFonts w:hint="eastAsia"/>
+        </w:rPr>
+        <w:t>한나</w:t>
+      </w:r>
+      <w:r>
+        <w:t>아렌트의</w:t>
       </w:r>
       <w:r>
         <w:rPr>
@@ -480,7 +474,7 @@
         <w:t>』</w:t>
       </w:r>
       <w:r>
-        <w:t xml:space="preserve">을 바탕으로, </w:t>
+        <w:t>을 바탕으로,</w:t>
       </w:r>
       <w:r>
         <w:t>인권이 실질적으로 보장되기 위한 조건은 무엇인지, 그리고 인권이 정말로 어떠한 상황에서도 유효한 권리일 수 있는지에 대해 비판적으로 고찰해</w:t>
@@ -489,10 +483,9 @@
         <w:rPr>
           <w:rFonts w:hint="eastAsia"/>
         </w:rPr>
-        <w:t xml:space="preserve"> </w:t>
-      </w:r>
-      <w:r>
-        <w:t xml:space="preserve">보고자 한다. </w:t>
+      </w:r>
+      <w:r>
+        <w:t>보고자 한다.</w:t>
       </w:r>
     </w:p>
     <w:p>
@@ -528,7 +521,7 @@
           <w:b/>
           <w:bCs/>
         </w:rPr>
-        <w:t xml:space="preserve">본론 </w:t>
+        <w:t>본론</w:t>
       </w:r>
     </w:p>
     <w:p>
@@ -725,7 +718,7 @@
         <w:rPr>
           <w:rFonts w:hint="eastAsia"/>
         </w:rPr>
-        <w:t xml:space="preserve">서론에서 얘기가 나왔던 </w:t>
+        <w:t>서론에서 얘기가 나왔던</w:t>
       </w:r>
       <w:r>
         <w:t>“</w:t>
@@ -749,7 +742,7 @@
         <w:rPr>
           <w:rFonts w:hint="eastAsia"/>
         </w:rPr>
-        <w:t xml:space="preserve">는 주장과 </w:t>
+        <w:t>는 주장과</w:t>
       </w:r>
       <w:r>
         <w:t>“</w:t>
@@ -779,13 +772,12 @@
         <w:rPr>
           <w:rFonts w:hint="eastAsia"/>
         </w:rPr>
-        <w:t xml:space="preserve"> </w:t>
-      </w:r>
-      <w:r>
-        <w:rPr>
-          <w:rFonts w:hint="eastAsia"/>
-        </w:rPr>
-        <w:t xml:space="preserve">보자면 </w:t>
+      </w:r>
+      <w:r>
+        <w:rPr>
+          <w:rFonts w:hint="eastAsia"/>
+        </w:rPr>
+        <w:t>보자면</w:t>
       </w:r>
       <w:r>
         <w:t>“</w:t>
@@ -821,19 +813,19 @@
         <w:rPr>
           <w:rFonts w:hint="eastAsia"/>
         </w:rPr>
-        <w:t xml:space="preserve"> 처벌을 받을 뿐 해당 국가에 속하여 있는 시민의 권리가 박탈당하는 것은 아니지 않냐는 의견이 있을</w:t>
-      </w:r>
-      <w:r>
-        <w:rPr>
-          <w:rFonts w:hint="eastAsia"/>
-        </w:rPr>
-        <w:t xml:space="preserve"> 수 있</w:t>
-      </w:r>
-      <w:r>
-        <w:rPr>
-          <w:rFonts w:hint="eastAsia"/>
-        </w:rPr>
-        <w:t xml:space="preserve">다. 하지만 </w:t>
+        <w:t>처벌을 받을 뿐 해당 국가에 속하여 있는 시민의 권리가 박탈당하는 것은 아니지 않냐는 의견이 있을</w:t>
+      </w:r>
+      <w:r>
+        <w:rPr>
+          <w:rFonts w:hint="eastAsia"/>
+        </w:rPr>
+        <w:t>수 있</w:t>
+      </w:r>
+      <w:r>
+        <w:rPr>
+          <w:rFonts w:hint="eastAsia"/>
+        </w:rPr>
+        <w:t>다. 하지만</w:t>
       </w:r>
       <w:r>
         <w:rPr>
@@ -842,7 +834,7 @@
         <w:t>한나</w:t>
       </w:r>
       <w:r>
-        <w:t xml:space="preserve"> 아렌트가 지적한 바와 같이, 인권은 단순히 인간이라는 이유만으로 주어지는 보편적 권리가 아니라, 정치 공동체 안에서 권리를 가질 권</w:t>
+        <w:t>아렌트가 지적한 바와 같이, 인권은 단순히 인간이라는 이유만으로 주어지는 보편적 권리가 아니라, 정치 공동체 안에서 권리를 가질 권</w:t>
       </w:r>
       <w:r>
         <w:rPr>
@@ -857,16 +849,15 @@
         <w:rPr>
           <w:rFonts w:hint="eastAsia"/>
         </w:rPr>
-        <w:t xml:space="preserve"> 범죄자는</w:t>
-      </w:r>
-      <w:r>
-        <w:t xml:space="preserve"> 법과 질서를 위반함으로써 공동체의 규범에 반했으며, 그에 따라 일정한 법적 제재를 받는다. 언론이나 여론에서 특정 범죄자를 사회에서 추방해야 할 존재로 낙인</w:t>
-      </w:r>
-      <w:r>
-        <w:rPr>
-          <w:rFonts w:hint="eastAsia"/>
-        </w:rPr>
-        <w:t xml:space="preserve"> </w:t>
+        <w:t>범죄자는</w:t>
+      </w:r>
+      <w:r>
+        <w:t>법과 질서를 위반함으로써 공동체의 규범에 반했으며, 그에 따라 일정한 법적 제재를 받는다. 언론이나 여론에서 특정 범죄자를 사회에서 추방해야 할 존재로 낙인</w:t>
+      </w:r>
+      <w:r>
+        <w:rPr>
+          <w:rFonts w:hint="eastAsia"/>
+        </w:rPr>
       </w:r>
       <w:r>
         <w:t>찍을 때, 그는 단순히 법 위반자가 아니라 공동체로부터 존재론적 배제를 당한 존재가 된다. 이는 아렌트가 경고한 법적 지위의 상실이 곧 인간으로서의 권</w:t>
@@ -878,13 +869,13 @@
         <w:t>리</w:t>
       </w:r>
       <w:r>
-        <w:t xml:space="preserve"> 상실로 이어지는 상황과 유사하</w:t>
-      </w:r>
-      <w:r>
-        <w:rPr>
-          <w:rFonts w:hint="eastAsia"/>
-        </w:rPr>
-        <w:t xml:space="preserve">다. 따라서 </w:t>
+        <w:t>상실로 이어지는 상황과 유사하</w:t>
+      </w:r>
+      <w:r>
+        <w:rPr>
+          <w:rFonts w:hint="eastAsia"/>
+        </w:rPr>
+        <w:t>다. 따라서</w:t>
       </w:r>
       <w:r>
         <w:t>“</w:t>
@@ -902,7 +893,7 @@
         <w:rPr>
           <w:rFonts w:hint="eastAsia"/>
         </w:rPr>
-        <w:t xml:space="preserve">라는 결론이 나올 것이다. </w:t>
+        <w:t>라는 결론이 나올 것이다.</w:t>
       </w:r>
     </w:p>
     <w:p>
@@ -934,7 +925,7 @@
           <w:b/>
           <w:bCs/>
         </w:rPr>
-        <w:t xml:space="preserve">결론 </w:t>
+        <w:t>결론</w:t>
       </w:r>
     </w:p>
     <w:p>
@@ -1088,7 +1079,7 @@
           <w:sz w:val="16"/>
           <w:szCs w:val="16"/>
         </w:rPr>
-        <w:t xml:space="preserve">전체주의의 기원. 1 </w:t>
+        <w:t>전체주의의 기원. 1</w:t>
       </w:r>
     </w:p>
     <w:p>
